--- a/resources/zonal-work-order-template.docx
+++ b/resources/zonal-work-order-template.docx
@@ -793,7 +793,7 @@
                 <w:szCs w:val="22"/>
                 <w:u w:val="none"/>
               </w:rPr>
-              <w:t xml:space="preserve">Your tender dt.  {{Tender Date}}.</w:t>
+              <w:t xml:space="preserve">2) Tender ID: {{Tender ID}}</w:t>
             </w:r>
           </w:p>
         </w:tc>

--- a/resources/zonal-work-order-template.docx
+++ b/resources/zonal-work-order-template.docx
@@ -277,6 +277,9 @@
     <w:p>
       <w:pPr>
         <w:pStyle w:val="Normal"/>
+        <w:tabs>
+          <w:tab w:val="right" w:pos="9746"/>
+        </w:tabs>
         <w:rPr>
           <w:rFonts w:ascii="Book Antiqua" w:hAnsi="Book Antiqua" w:cs="Book Antiqua"/>
           <w:b/>
@@ -291,7 +294,9 @@
           <w:sz w:val="22"/>
           <w:szCs w:val="22"/>
         </w:rPr>
-        <w:t xml:space="preserve">Work Order No.              /SE/{{ZoneAbbr}}/{{Corp}}/{{FY}}                                        DT.                     -2026</w:t>
+        <w:t xml:space="preserve">Work Order No. /SE/{{ZoneAbbr}}/{{Corp}}/{{FY}}</w:t>
+        <w:tab/>
+        <w:t>DT. {{Work Order Date}}</w:t>
       </w:r>
     </w:p>
     <w:p>

--- a/resources/zonal-work-order-template.docx
+++ b/resources/zonal-work-order-template.docx
@@ -193,7 +193,7 @@
           <w:sz w:val="20"/>
           <w:szCs w:val="20"/>
         </w:rPr>
-        <w:t xml:space="preserve">Office of the Superintending Engineer(M), {{Zone}} Zone, {{Corp}}.</w:t>
+        <w:t>Office of the Superintending Engineer(M), {{Zone}} Zone, {{Corp}}.</w:t>
       </w:r>
     </w:p>
     <w:p>
@@ -277,9 +277,6 @@
     <w:p>
       <w:pPr>
         <w:pStyle w:val="Normal"/>
-        <w:tabs>
-          <w:tab w:val="right" w:pos="9746"/>
-        </w:tabs>
         <w:rPr>
           <w:rFonts w:ascii="Book Antiqua" w:hAnsi="Book Antiqua" w:cs="Book Antiqua"/>
           <w:b/>
@@ -294,28 +291,44 @@
           <w:sz w:val="22"/>
           <w:szCs w:val="22"/>
         </w:rPr>
-        <w:t xml:space="preserve">Work Order No. /SE/{{ZoneAbbr}}/{{Corp}}/{{FY}}</w:t>
-        <w:tab/>
-        <w:t>DT. {{Work Order Date}}</w:t>
-      </w:r>
-    </w:p>
-    <w:p>
-      <w:pPr>
-        <w:pStyle w:val="Normal"/>
-        <w:rPr>
-          <w:rFonts w:ascii="Book Antiqua" w:hAnsi="Book Antiqua" w:cs="Book Antiqua"/>
+        <w:t xml:space="preserve">Work Order No.              /SE/{{ZoneAbbr}}/{{Corp}}/{{FY}}</w:t>
+      </w:r>
+      <w:r>
+        <w:rPr>
+          <w:rFonts w:cs="Book Antiqua" w:ascii="Book Antiqua" w:hAnsi="Book Antiqua"/>
           <w:b/>
           <w:sz w:val="18"/>
           <w:szCs w:val="18"/>
         </w:rPr>
-      </w:pPr>
-      <w:r>
-        <w:rPr>
-          <w:rFonts w:cs="Book Antiqua" w:ascii="Book Antiqua" w:hAnsi="Book Antiqua"/>
+        <w:t xml:space="preserve">                                        </w:t>
+      </w:r>
+      <w:r>
+        <w:rPr>
+          <w:rFonts w:cs="Book Antiqua" w:ascii="Book Antiqua" w:hAnsi="Book Antiqua"/>
+          <w:b/>
+          <w:sz w:val="22"/>
+          <w:szCs w:val="22"/>
+        </w:rPr>
+        <w:t xml:space="preserve">DT.                     -{{Agmt Year}}</w:t>
+      </w:r>
+    </w:p>
+    <w:p>
+      <w:pPr>
+        <w:pStyle w:val="Normal"/>
+        <w:rPr>
+          <w:rFonts w:ascii="Book Antiqua" w:hAnsi="Book Antiqua" w:cs="Book Antiqua"/>
           <w:b/>
           <w:sz w:val="18"/>
           <w:szCs w:val="18"/>
         </w:rPr>
+      </w:pPr>
+      <w:r>
+        <w:rPr>
+          <w:rFonts w:cs="Book Antiqua" w:ascii="Book Antiqua" w:hAnsi="Book Antiqua"/>
+          <w:b/>
+          <w:sz w:val="18"/>
+          <w:szCs w:val="18"/>
+        </w:rPr>
       </w:r>
     </w:p>
     <w:p>
@@ -358,10 +371,46 @@
     </w:p>
     <w:p>
       <w:pPr>
-        <w:pStyle w:val="Header"/>
-        <w:ind w:hanging="720" w:start="702" w:end="0"/>
-        <w:jc w:val="both"/>
-        <w:rPr>
+        <w:pStyle w:val="Normal"/>
+        <w:rPr>
+          <w:rFonts w:ascii="Book Antiqua" w:hAnsi="Book Antiqua" w:cs="Book Antiqua"/>
+          <w:b/>
+          <w:sz w:val="2"/>
+          <w:szCs w:val="20"/>
+        </w:rPr>
+      </w:pPr>
+      <w:r>
+        <w:rPr>
+          <w:rFonts w:cs="Book Antiqua" w:ascii="Book Antiqua" w:hAnsi="Book Antiqua"/>
+          <w:b/>
+          <w:sz w:val="2"/>
+          <w:szCs w:val="20"/>
+        </w:rPr>
+      </w:r>
+    </w:p>
+    <w:p>
+      <w:pPr>
+        <w:pStyle w:val="Normal"/>
+        <w:rPr>
+          <w:rFonts w:ascii="Book Antiqua" w:hAnsi="Book Antiqua" w:cs="Book Antiqua"/>
+          <w:sz w:val="2"/>
+          <w:szCs w:val="20"/>
+        </w:rPr>
+      </w:pPr>
+      <w:r>
+        <w:rPr>
+          <w:rFonts w:cs="Book Antiqua" w:ascii="Book Antiqua" w:hAnsi="Book Antiqua"/>
+          <w:b/>
+          <w:sz w:val="2"/>
+          <w:szCs w:val="20"/>
+        </w:rPr>
+      </w:r>
+    </w:p>
+    <w:p>
+      <w:pPr>
+        <w:pStyle w:val="Normal"/>
+        <w:rPr>
+          <w:rFonts w:ascii="Book Antiqua" w:hAnsi="Book Antiqua" w:cs="Book Antiqua"/>
           <w:b/>
           <w:sz w:val="22"/>
           <w:szCs w:val="22"/>
@@ -369,58 +418,61 @@
       </w:pPr>
       <w:r>
         <w:rPr>
-          <w:b/>
-          <w:bCs/>
-        </w:rPr>
-        <w:t xml:space="preserve">{{Agency Name}}</w:t>
-      </w:r>
-    </w:p>
-    <w:p>
-      <w:pPr>
-        <w:pStyle w:val="Default"/>
-        <w:rPr>
-          <w:rFonts w:ascii="Times New Roman" w:hAnsi="Times New Roman" w:cs="Times New Roman"/>
-          <w:b/>
-          <w:bCs/>
-          <w:color w:val="000000"/>
+          <w:rFonts w:cs="Book Antiqua" w:ascii="Book Antiqua" w:hAnsi="Book Antiqua"/>
+          <w:b/>
           <w:sz w:val="22"/>
           <w:szCs w:val="22"/>
         </w:rPr>
-      </w:pPr>
-      <w:r>
-        <w:rPr>
-          <w:rFonts w:cs="Times New Roman" w:ascii="Times New Roman" w:hAnsi="Times New Roman"/>
-          <w:b/>
-          <w:bCs/>
-          <w:color w:val="000000"/>
+        <w:t>Sri.{{Agency Name}},</w:t>
+      </w:r>
+    </w:p>
+    <w:p>
+      <w:pPr>
+        <w:pStyle w:val="Normal"/>
+        <w:rPr>
+          <w:rFonts w:ascii="Book Antiqua" w:hAnsi="Book Antiqua" w:cs="Book Antiqua"/>
+          <w:b/>
           <w:sz w:val="22"/>
           <w:szCs w:val="22"/>
         </w:rPr>
-        <w:t xml:space="preserve">{{Agency Address}}</w:t>
-      </w:r>
-    </w:p>
-    <w:p>
-      <w:pPr>
-        <w:pStyle w:val="Normal"/>
-        <w:tabs>
-          <w:tab w:val="clear" w:pos="720"/>
-          <w:tab w:val="left" w:pos="90" w:leader="none"/>
-        </w:tabs>
-        <w:jc w:val="both"/>
-        <w:rPr>
+      </w:pPr>
+      <w:r>
+        <w:rPr>
+          <w:rFonts w:cs="Book Antiqua" w:ascii="Book Antiqua" w:hAnsi="Book Antiqua"/>
           <w:b/>
           <w:sz w:val="22"/>
           <w:szCs w:val="22"/>
         </w:rPr>
-      </w:pPr>
-      <w:r>
-        <w:rPr>
-          <w:b/>
-          <w:bCs/>
+        <w:t>{{Agency Address}}</w:t>
+      </w:r>
+    </w:p>
+    <w:p>
+      <w:pPr>
+        <w:pStyle w:val="Normal"/>
+        <w:rPr>
+          <w:rFonts w:ascii="Book Antiqua" w:hAnsi="Book Antiqua" w:cs="Book Antiqua"/>
+          <w:b/>
           <w:sz w:val="22"/>
           <w:szCs w:val="22"/>
         </w:rPr>
-        <w:t xml:space="preserve">Ph: {{Agency Phone}}</w:t>
+      </w:pPr>
+      <w:r>
+        <w:rPr>
+          <w:rFonts w:eastAsia="Wingdings 2" w:cs="Wingdings 2" w:ascii="Wingdings 2" w:hAnsi="Wingdings 2"/>
+          <w:b/>
+          <w:sz w:val="22"/>
+          <w:szCs w:val="22"/>
+        </w:rPr>
+        <w:sym w:font="Wingdings 2" w:char="0027"/>
+      </w:r>
+      <w:r>
+        <w:rPr>
+          <w:rFonts w:cs="Book Antiqua" w:ascii="Book Antiqua" w:hAnsi="Book Antiqua"/>
+          <w:b/>
+          <w:sz w:val="22"/>
+          <w:szCs w:val="22"/>
+        </w:rPr>
+        <w:t>: {{Agency Phone}}</w:t>
       </w:r>
     </w:p>
     <w:p>
@@ -452,8 +504,8 @@
         <w:rPr>
           <w:rFonts w:ascii="Book Antiqua" w:hAnsi="Book Antiqua" w:cs="Book Antiqua"/>
           <w:b/>
-          <w:sz w:val="2"/>
-          <w:szCs w:val="14"/>
+          <w:sz w:val="6"/>
+          <w:szCs w:val="20"/>
         </w:rPr>
       </w:pPr>
       <w:r>
@@ -461,8 +513,8 @@
           <w:rFonts w:cs="Book Antiqua" w:ascii="Book Antiqua" w:hAnsi="Book Antiqua"/>
           <w:b/>
           <w:color w:val="000000"/>
-          <w:sz w:val="2"/>
-          <w:szCs w:val="14"/>
+          <w:sz w:val="6"/>
+          <w:szCs w:val="20"/>
           <w:shd w:fill="FFFFFF" w:val="clear"/>
         </w:rPr>
       </w:r>
@@ -601,7 +653,40 @@
                 <w:sz w:val="20"/>
                 <w:szCs w:val="20"/>
               </w:rPr>
-              <w:t xml:space="preserve">Engg – SE(M) – {{Zone Caps}} - {{Corp}} – “{{Name of Work}}” - Work order issued – Reg.</w:t>
+              <w:t xml:space="preserve">Engg – SE(M) – {{Zone Caps}} ZONE - {{Corp}} – “</w:t>
+            </w:r>
+            <w:r>
+              <w:rPr>
+                <w:rFonts w:cs="Book Antiqua" w:ascii="Book Antiqua" w:hAnsi="Book Antiqua"/>
+                <w:b/>
+                <w:sz w:val="20"/>
+                <w:szCs w:val="20"/>
+              </w:rPr>
+              <w:t xml:space="preserve">{{Name of Work}}</w:t>
+            </w:r>
+            <w:r>
+              <w:rPr>
+                <w:b/>
+                <w:sz w:val="22"/>
+                <w:szCs w:val="22"/>
+              </w:rPr>
+              <w:t>”</w:t>
+            </w:r>
+            <w:r>
+              <w:rPr>
+                <w:bCs/>
+                <w:sz w:val="22"/>
+                <w:szCs w:val="22"/>
+              </w:rPr>
+              <w:t xml:space="preserve"> </w:t>
+            </w:r>
+            <w:r>
+              <w:rPr>
+                <w:rFonts w:cs="Book Antiqua" w:ascii="Book Antiqua" w:hAnsi="Book Antiqua"/>
+                <w:sz w:val="20"/>
+                <w:szCs w:val="20"/>
+              </w:rPr>
+              <w:t>- Work order issued – Reg.</w:t>
             </w:r>
           </w:p>
           <w:p>
@@ -700,12 +785,31 @@
               <w:pStyle w:val="Heading1"/>
               <w:ind w:hanging="0" w:start="0" w:end="-540"/>
               <w:rPr>
-                <w:rFonts w:ascii="Times New Roman" w:hAnsi="Times New Roman" w:cs="Times New Roman"/>
-                <w:sz w:val="22"/>
-                <w:szCs w:val="22"/>
+                <w:rFonts w:ascii="Book Antiqua" w:hAnsi="Book Antiqua" w:cs="Book Antiqua"/>
+                <w:sz w:val="20"/>
+                <w:szCs w:val="20"/>
                 <w:u w:val="none"/>
               </w:rPr>
             </w:pPr>
+            <w:r>
+              <w:rPr>
+                <w:rFonts w:cs="Book Antiqua" w:ascii="Book Antiqua" w:hAnsi="Book Antiqua"/>
+                <w:sz w:val="20"/>
+                <w:szCs w:val="20"/>
+                <w:u w:val="none"/>
+              </w:rPr>
+              <w:t>1) ‘e’ proc</w:t>
+            </w:r>
+            <w:r>
+              <w:rPr>
+                <w:rFonts w:cs="Times New Roman" w:ascii="Book Antiqua" w:hAnsi="Book Antiqua"/>
+                <w:sz w:val="20"/>
+                <w:szCs w:val="20"/>
+                <w:u w:val="none"/>
+                <w:lang w:val="en-US"/>
+              </w:rPr>
+              <w:t>. NIT No:</w:t>
+            </w:r>
             <w:r>
               <w:rPr>
                 <w:rFonts w:cs="Times New Roman" w:ascii="Times New Roman" w:hAnsi="Times New Roman"/>
@@ -713,7 +817,7 @@
                 <w:szCs w:val="22"/>
                 <w:u w:val="none"/>
               </w:rPr>
-              <w:t xml:space="preserve">1) ‘e’ proc. NIT No: {{NIT No}}  (Item No.       ),  Date: {{NIT Date}}</w:t>
+              <w:t xml:space="preserve"> {{NIT No}} (Item No.{{Item No}}), Date: {{NIT Date}}</w:t>
             </w:r>
           </w:p>
         </w:tc>
@@ -785,20 +889,20 @@
               <w:pStyle w:val="Heading1"/>
               <w:ind w:hanging="0" w:start="0" w:end="-540"/>
               <w:rPr>
-                <w:rFonts w:ascii="Times New Roman" w:hAnsi="Times New Roman" w:cs="Times New Roman"/>
-                <w:sz w:val="22"/>
-                <w:szCs w:val="22"/>
+                <w:rFonts w:ascii="Book Antiqua" w:hAnsi="Book Antiqua" w:cs="Book Antiqua"/>
+                <w:sz w:val="20"/>
+                <w:szCs w:val="20"/>
                 <w:u w:val="none"/>
               </w:rPr>
             </w:pPr>
             <w:r>
               <w:rPr>
-                <w:rFonts w:cs="Times New Roman" w:ascii="Times New Roman" w:hAnsi="Times New Roman"/>
-                <w:sz w:val="22"/>
-                <w:szCs w:val="22"/>
+                <w:rFonts w:cs="Book Antiqua" w:ascii="Book Antiqua" w:hAnsi="Book Antiqua"/>
+                <w:sz w:val="20"/>
+                <w:szCs w:val="20"/>
                 <w:u w:val="none"/>
               </w:rPr>
-              <w:t xml:space="preserve">2) Tender ID: {{Tender ID}}</w:t>
+              <w:t xml:space="preserve">2) Your tender dt.  {{Tender Date}}.</w:t>
             </w:r>
           </w:p>
         </w:tc>
@@ -881,7 +985,16 @@
                 <w:sz w:val="20"/>
                 <w:szCs w:val="20"/>
               </w:rPr>
-              <w:t xml:space="preserve">3) LoA No:            /SE/{{ZoneAbbr}}/{{Corp}}/{{FY}},  dated:                     of the SE, {{ZoneAbbr}}, {{Corp}}.</w:t>
+              <w:t>3</w:t>
+            </w:r>
+            <w:r>
+              <w:rPr>
+                <w:rFonts w:cs="Arial" w:ascii="Book Antiqua" w:hAnsi="Book Antiqua"/>
+                <w:sz w:val="20"/>
+                <w:szCs w:val="20"/>
+                <w:lang w:val="en-AU"/>
+              </w:rPr>
+              <w:t xml:space="preserve">) Letter No.{{CE Letter No Date}} of the Chief Engineer, {{Corp}}</w:t>
             </w:r>
           </w:p>
         </w:tc>
@@ -968,7 +1081,7 @@
                 <w:szCs w:val="20"/>
                 <w:u w:val="none"/>
               </w:rPr>
-              <w:t xml:space="preserve">                                                                                                            </w:t>
+              <w:t xml:space="preserve">                                                                                                                  </w:t>
             </w:r>
           </w:p>
           <w:p>
@@ -1132,7 +1245,7 @@
                 <w:sz w:val="18"/>
                 <w:szCs w:val="18"/>
               </w:rPr>
-              <w:t xml:space="preserve">Rs. {{Estimate Lakhs}} Lakhs</w:t>
+              <w:t>Rs. {{Estimate Lakhs}} Lakhs</w:t>
             </w:r>
           </w:p>
         </w:tc>
@@ -1214,7 +1327,7 @@
                 <w:sz w:val="18"/>
                 <w:szCs w:val="18"/>
               </w:rPr>
-              <w:t xml:space="preserve">Rs. {{ECV}}</w:t>
+              <w:t>Rs. {{ECV}}</w:t>
             </w:r>
           </w:p>
         </w:tc>
@@ -1296,7 +1409,7 @@
                 <w:sz w:val="18"/>
                 <w:szCs w:val="18"/>
               </w:rPr>
-              <w:t xml:space="preserve">Rs.{{Contract}}</w:t>
+              <w:t>Rs.{{Contract}}</w:t>
             </w:r>
           </w:p>
         </w:tc>
@@ -1378,7 +1491,7 @@
                 <w:sz w:val="18"/>
                 <w:szCs w:val="18"/>
               </w:rPr>
-              <w:t xml:space="preserve">(-) {{Tender Percent}} % Less</w:t>
+              <w:t>(-) {{Tender Percent}} % Less</w:t>
             </w:r>
           </w:p>
         </w:tc>
@@ -1460,7 +1573,7 @@
                 <w:sz w:val="18"/>
                 <w:szCs w:val="18"/>
               </w:rPr>
-              <w:t xml:space="preserve">({{Period}})  Months</w:t>
+              <w:t>({{Period}})  Months</w:t>
             </w:r>
           </w:p>
         </w:tc>
@@ -1589,7 +1702,51 @@
           <w:sz w:val="20"/>
           <w:szCs w:val="20"/>
         </w:rPr>
-        <w:t xml:space="preserve">Adverting to the subject cited, on receipt of the documents mentioned in ref. 3rd cited, you are hereby directed to contact the Executive Engineer, {{EE Circle}}, {{Zone}} Zone, {{Corp}} to start the work immediately from the date of receipt of this letter and work should be completed within a period of {{Period}} Months from the date of mark out.</w:t>
+        <w:t>Adverting to the subject cited, on receipt of the documents mentioned in ref. 3</w:t>
+      </w:r>
+      <w:r>
+        <w:rPr>
+          <w:rFonts w:cs="Arial" w:ascii="Book Antiqua" w:hAnsi="Book Antiqua"/>
+          <w:sz w:val="20"/>
+          <w:szCs w:val="20"/>
+          <w:vertAlign w:val="superscript"/>
+        </w:rPr>
+        <w:t>rd</w:t>
+      </w:r>
+      <w:r>
+        <w:rPr>
+          <w:rFonts w:cs="Arial" w:ascii="Book Antiqua" w:hAnsi="Book Antiqua"/>
+          <w:sz w:val="20"/>
+          <w:szCs w:val="20"/>
+        </w:rPr>
+        <w:t xml:space="preserve"> cited, you are hereby directed to contact the </w:t>
+      </w:r>
+      <w:r>
+        <w:rPr>
+          <w:rFonts w:cs="Book Antiqua" w:ascii="Book Antiqua" w:hAnsi="Book Antiqua"/>
+          <w:b/>
+          <w:bCs/>
+          <w:sz w:val="20"/>
+          <w:szCs w:val="20"/>
+        </w:rPr>
+        <w:t>Executive Engineer, {{EE Circle}}, {{Zone}} Zone, {{Corp}}</w:t>
+      </w:r>
+      <w:r>
+        <w:rPr>
+          <w:rFonts w:cs="Book Antiqua" w:ascii="Book Antiqua" w:hAnsi="Book Antiqua"/>
+          <w:color w:val="000000"/>
+          <w:sz w:val="20"/>
+          <w:szCs w:val="20"/>
+        </w:rPr>
+        <w:t xml:space="preserve"> </w:t>
+      </w:r>
+      <w:r>
+        <w:rPr>
+          <w:rFonts w:cs="Arial" w:ascii="Book Antiqua" w:hAnsi="Book Antiqua"/>
+          <w:sz w:val="20"/>
+          <w:szCs w:val="20"/>
+        </w:rPr>
+        <w:t>to start the work immediately from the date of receipt of this letter and work should be completed within a period of 3 Months from the date of mark out.</w:t>
       </w:r>
     </w:p>
     <w:p>
@@ -1770,44 +1927,11 @@
     <w:p>
       <w:pPr>
         <w:pStyle w:val="Normal"/>
-        <w:ind w:firstLine="720" w:start="5040" w:end="0"/>
-        <w:jc w:val="center"/>
-        <w:rPr>
-          <w:rFonts w:ascii="Book Antiqua" w:hAnsi="Book Antiqua" w:cs="Book Antiqua"/>
-          <w:b/>
-          <w:sz w:val="20"/>
-          <w:szCs w:val="20"/>
-          <w:lang w:val="en-AU"/>
-        </w:rPr>
-      </w:pPr>
-      <w:r>
-        <w:rPr>
-          <w:rFonts w:cs="Book Antiqua" w:ascii="Book Antiqua" w:hAnsi="Book Antiqua"/>
-          <w:b/>
-          <w:sz w:val="20"/>
-          <w:szCs w:val="20"/>
-          <w:lang w:val="en-AU"/>
-        </w:rPr>
-        <w:t xml:space="preserve">             </w:t>
-      </w:r>
-      <w:r>
-        <w:rPr>
-          <w:rFonts w:cs="Book Antiqua" w:ascii="Book Antiqua" w:hAnsi="Book Antiqua"/>
-          <w:b/>
-          <w:sz w:val="20"/>
-          <w:szCs w:val="20"/>
-          <w:lang w:val="en-AU"/>
-        </w:rPr>
-        <w:t xml:space="preserve">Superintending Engineer </w:t>
-      </w:r>
-    </w:p>
-    <w:p>
-      <w:pPr>
-        <w:pStyle w:val="Normal"/>
         <w:ind w:firstLine="720" w:start="4320" w:end="0"/>
         <w:jc w:val="center"/>
         <w:rPr>
           <w:rFonts w:ascii="Book Antiqua" w:hAnsi="Book Antiqua" w:cs="Book Antiqua"/>
+          <w:b/>
           <w:sz w:val="20"/>
           <w:szCs w:val="20"/>
           <w:lang w:val="en-AU"/>
@@ -1821,9 +1945,60 @@
           <w:szCs w:val="20"/>
           <w:lang w:val="en-AU"/>
         </w:rPr>
+        <w:t xml:space="preserve">             </w:t>
+      </w:r>
+      <w:r>
+        <w:rPr>
+          <w:rFonts w:cs="Book Antiqua" w:ascii="Book Antiqua" w:hAnsi="Book Antiqua"/>
+          <w:b/>
+          <w:sz w:val="20"/>
+          <w:szCs w:val="20"/>
+          <w:lang w:val="en-AU"/>
+        </w:rPr>
+        <w:t xml:space="preserve">Superintending Engineer </w:t>
+      </w:r>
+    </w:p>
+    <w:p>
+      <w:pPr>
+        <w:pStyle w:val="Normal"/>
+        <w:ind w:firstLine="720" w:start="4320" w:end="0"/>
+        <w:jc w:val="center"/>
+        <w:rPr>
+          <w:rFonts w:ascii="Book Antiqua" w:hAnsi="Book Antiqua" w:cs="Book Antiqua"/>
+          <w:sz w:val="20"/>
+          <w:szCs w:val="20"/>
+          <w:lang w:val="en-AU"/>
+        </w:rPr>
+      </w:pPr>
+      <w:r>
+        <w:rPr>
+          <w:rFonts w:cs="Book Antiqua" w:ascii="Book Antiqua" w:hAnsi="Book Antiqua"/>
+          <w:b/>
+          <w:sz w:val="20"/>
+          <w:szCs w:val="20"/>
+          <w:lang w:val="en-AU"/>
+        </w:rPr>
         <w:t xml:space="preserve">  </w:t>
+      </w:r>
+      <w:r>
+        <w:rPr>
+          <w:rFonts w:cs="Book Antiqua" w:ascii="Book Antiqua" w:hAnsi="Book Antiqua"/>
+          <w:b/>
+          <w:sz w:val="20"/>
+          <w:szCs w:val="20"/>
+          <w:lang w:val="en-AU"/>
+        </w:rPr>
         <w:tab/>
-        <w:t xml:space="preserve">             {{Zone}} Zone, {{Corp}}    </w:t>
+        <w:t xml:space="preserve">             {{Zone}} Zone, {{Corp}}</w:t>
+      </w:r>
+      <w:r>
+        <w:rPr>
+          <w:rFonts w:cs="Book Antiqua" w:ascii="Book Antiqua" w:hAnsi="Book Antiqua"/>
+          <w:sz w:val="20"/>
+          <w:szCs w:val="20"/>
+          <w:lang w:val="en-AU"/>
+        </w:rPr>
+        <w:t xml:space="preserve">    </w:t>
       </w:r>
     </w:p>
     <w:p>
@@ -1968,7 +2143,23 @@
                 <w:sz w:val="20"/>
                 <w:szCs w:val="20"/>
               </w:rPr>
-              <w:t xml:space="preserve">The Deputy Commissioner,  {{EE Circle}}, {{Zone}} Zone, {{Corp}}, for information</w:t>
+              <w:t xml:space="preserve">The Deputy Commissioner,  </w:t>
+            </w:r>
+            <w:r>
+              <w:rPr>
+                <w:b/>
+                <w:bCs/>
+                <w:sz w:val="20"/>
+                <w:szCs w:val="20"/>
+              </w:rPr>
+              <w:t>{{EE Circle}}</w:t>
+            </w:r>
+            <w:r>
+              <w:rPr>
+                <w:sz w:val="20"/>
+                <w:szCs w:val="20"/>
+              </w:rPr>
+              <w:t>, {{Zone}} Zone, {{Corp}}, for information</w:t>
             </w:r>
           </w:p>
         </w:tc>
@@ -2017,56 +2208,23 @@
                 <w:sz w:val="20"/>
                 <w:szCs w:val="20"/>
               </w:rPr>
-              <w:t xml:space="preserve">The Executive Engineer, {{EE Circle}}, {{Zone}} Zone, {{Corp}}, for information and with a request to inform of any delay in commencement of work or slow progress, duly suggesting the action to be taken for cancellation of order. The Executive Engineer, {{EE Circle}}, {{Zone}} Zone, {{Corp}}, is also requested to have close watch over time schedule, as the “Time is the essence of this contract”. Further the Executive Engineer, {{EE Circle}}, {{Zone}} Zone, {{Corp}}, is requested to satisfy himself regarding suitability of proposals before taking up the work. The Executive Engineer, {{EE Circle}}, {{Zone}} Zone, {{Corp}}, is requested to ensure the quality of work</w:t>
-            </w:r>
-          </w:p>
-        </w:tc>
-      </w:tr>
-      <w:tr>
-        <w:trPr/>
-        <w:tc>
-          <w:tcPr>
-            <w:tcW w:w="468" w:type="dxa"/>
-            <w:tcBorders/>
-          </w:tcPr>
-          <w:p>
-            <w:pPr>
-              <w:pStyle w:val="Normal"/>
-              <w:snapToGrid w:val="false"/>
-              <w:jc w:val="center"/>
-              <w:rPr>
-                <w:sz w:val="20"/>
-                <w:szCs w:val="20"/>
-              </w:rPr>
-            </w:pPr>
-            <w:r>
-              <w:rPr>
-                <w:sz w:val="20"/>
-                <w:szCs w:val="20"/>
-              </w:rPr>
-            </w:r>
-          </w:p>
-        </w:tc>
-        <w:tc>
-          <w:tcPr>
-            <w:tcW w:w="9330" w:type="dxa"/>
-            <w:tcBorders/>
-          </w:tcPr>
-          <w:p>
-            <w:pPr>
-              <w:pStyle w:val="Normal"/>
-              <w:snapToGrid w:val="false"/>
-              <w:jc w:val="both"/>
-              <w:rPr>
-                <w:sz w:val="20"/>
-                <w:szCs w:val="20"/>
-              </w:rPr>
-            </w:pPr>
-            <w:r>
-              <w:rPr>
-                <w:sz w:val="20"/>
-                <w:szCs w:val="20"/>
-              </w:rPr>
+              <w:t xml:space="preserve">The Executive Engineer, </w:t>
+            </w:r>
+            <w:r>
+              <w:rPr>
+                <w:b/>
+                <w:bCs/>
+                <w:sz w:val="20"/>
+                <w:szCs w:val="20"/>
+              </w:rPr>
+              <w:t>{{EE Circle}}</w:t>
+            </w:r>
+            <w:r>
+              <w:rPr>
+                <w:sz w:val="20"/>
+                <w:szCs w:val="20"/>
+              </w:rPr>
+              <w:t>, {{Zone}} Zone, {{Corp}}, for information and with a request to inform of any delay in commencement of work or slow progress, duly suggesting the action to be taken for cancellation of order. The Executive Engineer, {{EE Circle}}, {{Zone}} Zone, {{Corp}}, is also requested to have close watch over time schedule, as the “Time is the essence of this contract”. Further the Executive Engineer, {{EE Circle}}, {{Zone}} Zone, {{Corp}}, is requested to satisfy himself regarding suitability of proposals before taking up the work. The Executive Engineer, {{EE Circle}}, {{Zone}} Zone, {{Corp}}, is requested to ensure the quality of work</w:t>
             </w:r>
           </w:p>
         </w:tc>
@@ -2117,7 +2275,7 @@
                 <w:sz w:val="20"/>
                 <w:szCs w:val="20"/>
               </w:rPr>
-              <w:t xml:space="preserve">The Examiner of Accounts, {{Zone}} Zone, {{Corp}} for information. No bill is to be entertained without a copy of agreement</w:t>
+              <w:t>The Examiner of Accounts, {{Zone}} Zone, {{Corp}} for information. No bill is to be entertained without a copy of agreement</w:t>
             </w:r>
           </w:p>
         </w:tc>
@@ -2166,7 +2324,7 @@
                 <w:sz w:val="20"/>
                 <w:szCs w:val="20"/>
               </w:rPr>
-              <w:t xml:space="preserve">The Executive Engineer, Quality Control Cell, {{Corp}}.</w:t>
+              <w:t>The Executive Engineer, Quality Control Cell, {{Corp}}.</w:t>
             </w:r>
           </w:p>
           <w:p>
@@ -2349,7 +2507,33 @@
                 <w:szCs w:val="20"/>
                 <w:lang w:val="en-AU"/>
               </w:rPr>
-              <w:t xml:space="preserve">The Zonal Commissioner, {{Zone}} Zone, {{Corp}} for favour of kind information.</w:t>
+              <w:t>The Chief Engineer, {{Corp}} for favour of kind information.</w:t>
+            </w:r>
+          </w:p>
+          <w:p>
+            <w:pPr>
+              <w:pStyle w:val="Normal"/>
+              <w:numPr>
+                <w:ilvl w:val="0"/>
+                <w:numId w:val="2"/>
+              </w:numPr>
+              <w:rPr>
+                <w:b/>
+                <w:bCs/>
+                <w:sz w:val="20"/>
+                <w:szCs w:val="20"/>
+                <w:lang w:val="en-AU"/>
+              </w:rPr>
+            </w:pPr>
+            <w:r>
+              <w:rPr>
+                <w:b/>
+                <w:bCs/>
+                <w:sz w:val="20"/>
+                <w:szCs w:val="20"/>
+                <w:lang w:val="en-AU"/>
+              </w:rPr>
+              <w:t>The Zonal Commissioner, {{Zone}} Zone, {{Corp}} for favour of kind information.</w:t>
             </w:r>
           </w:p>
         </w:tc>
@@ -2373,7 +2557,7 @@
     <w:sectPr>
       <w:type w:val="nextPage"/>
       <w:pgSz w:w="11906" w:h="16838"/>
-      <w:pgMar w:left="1080" w:right="1080" w:gutter="0" w:header="0" w:top="630" w:footer="0" w:bottom="720"/>
+      <w:pgMar w:left="1080" w:right="1080" w:gutter="0" w:header="0" w:top="630" w:footer="0" w:bottom="280"/>
       <w:pgNumType w:fmt="decimal"/>
       <w:formProt w:val="false"/>
       <w:textDirection w:val="lrTb"/>
@@ -2831,22 +3015,6 @@
       </w:tabs>
     </w:pPr>
     <w:rPr/>
-  </w:style>
-  <w:style w:type="paragraph" w:styleId="Default">
-    <w:name w:val="Default"/>
-    <w:qFormat/>
-    <w:pPr>
-      <w:widowControl/>
-      <w:autoSpaceDE w:val="false"/>
-      <w:bidi w:val="0"/>
-    </w:pPr>
-    <w:rPr>
-      <w:rFonts w:ascii="Segoe UI" w:hAnsi="Segoe UI" w:eastAsia="Times New Roman" w:cs="Segoe UI"/>
-      <w:color w:val="000000"/>
-      <w:sz w:val="24"/>
-      <w:szCs w:val="24"/>
-      <w:lang w:val="en-US" w:bidi="ar-SA" w:eastAsia="zh-CN"/>
-    </w:rPr>
   </w:style>
   <w:style w:type="paragraph" w:styleId="TableContents">
     <w:name w:val="Table Contents"/>
